--- a/public/docs/High-Altitude Trekking Disclaimer & Declaration.docx
+++ b/public/docs/High-Altitude Trekking Disclaimer & Declaration.docx
@@ -12,7 +12,6 @@
       <w:r>
         <w:rPr>
           <w:noProof/>
-          <w:lang w:val="en-IN"/>
         </w:rPr>
         <w:drawing>
           <wp:inline distT="114300" distB="114300" distL="114300" distR="114300" wp14:anchorId="7AA7366B" wp14:editId="7BDF9623">
@@ -51,20 +50,77 @@
         </w:drawing>
       </w:r>
     </w:p>
-    <w:p>
-      <w:bookmarkStart w:id="1" w:name="_GoBack"/>
-      <w:bookmarkEnd w:id="1"/>
-    </w:p>
+    <w:p/>
     <w:p>
       <w:pPr>
         <w:pStyle w:val="Title"/>
         <w:spacing w:before="240" w:after="240"/>
       </w:pPr>
-      <w:bookmarkStart w:id="2" w:name="_18osq9seypz" w:colFirst="0" w:colLast="0"/>
+      <w:bookmarkStart w:id="1" w:name="_18osq9seypz" w:colFirst="0" w:colLast="0"/>
+      <w:bookmarkEnd w:id="1"/>
+      <w:r>
+        <w:t>High-Altitude Trekking Disclaimer &amp; Declaration</w:t>
+      </w:r>
+    </w:p>
+    <w:p>
+      <w:pPr>
+        <w:pStyle w:val="Heading1"/>
+        <w:rPr>
+          <w:u w:val="single"/>
+        </w:rPr>
+      </w:pPr>
+      <w:bookmarkStart w:id="2" w:name="_f2olb950549" w:colFirst="0" w:colLast="0"/>
       <w:bookmarkEnd w:id="2"/>
       <w:r>
-        <w:t>High-Altitude Trekking Disclaimer &amp; Declaration</w:t>
-      </w:r>
+        <w:rPr>
+          <w:u w:val="single"/>
+        </w:rPr>
+        <w:t>Instructions:</w:t>
+      </w:r>
+    </w:p>
+    <w:p>
+      <w:pPr>
+        <w:rPr>
+          <w:rFonts w:ascii="Roboto" w:eastAsia="Roboto" w:hAnsi="Roboto" w:cs="Roboto"/>
+          <w:sz w:val="24"/>
+          <w:szCs w:val="24"/>
+        </w:rPr>
+      </w:pPr>
+      <w:r>
+        <w:rPr>
+          <w:rFonts w:ascii="Roboto" w:eastAsia="Roboto" w:hAnsi="Roboto" w:cs="Roboto"/>
+          <w:sz w:val="24"/>
+          <w:szCs w:val="24"/>
+        </w:rPr>
+        <w:t xml:space="preserve">This form must be read and duly filled by all participants before undertaking any trek organized by </w:t>
+      </w:r>
+      <w:proofErr w:type="spellStart"/>
+      <w:r>
+        <w:rPr>
+          <w:rFonts w:ascii="Roboto" w:eastAsia="Roboto" w:hAnsi="Roboto" w:cs="Roboto"/>
+          <w:sz w:val="24"/>
+          <w:szCs w:val="24"/>
+        </w:rPr>
+        <w:t>Planethimalayas</w:t>
+      </w:r>
+      <w:proofErr w:type="spellEnd"/>
+      <w:r>
+        <w:rPr>
+          <w:rFonts w:ascii="Roboto" w:eastAsia="Roboto" w:hAnsi="Roboto" w:cs="Roboto"/>
+          <w:sz w:val="24"/>
+          <w:szCs w:val="24"/>
+        </w:rPr>
+        <w:t>. By submitting this form, the participant declares awareness and acceptance of all risks associated with high-altitude trekking.</w:t>
+      </w:r>
+    </w:p>
+    <w:p>
+      <w:pPr>
+        <w:rPr>
+          <w:rFonts w:ascii="Times New Roman" w:eastAsia="Times New Roman" w:hAnsi="Times New Roman" w:cs="Times New Roman"/>
+          <w:sz w:val="24"/>
+          <w:szCs w:val="24"/>
+        </w:rPr>
+      </w:pPr>
     </w:p>
     <w:p>
       <w:pPr>
@@ -73,79 +129,13 @@
           <w:u w:val="single"/>
         </w:rPr>
       </w:pPr>
-      <w:bookmarkStart w:id="3" w:name="_f2olb950549" w:colFirst="0" w:colLast="0"/>
+      <w:bookmarkStart w:id="3" w:name="_4zo5gjsz4t38" w:colFirst="0" w:colLast="0"/>
       <w:bookmarkEnd w:id="3"/>
       <w:r>
         <w:rPr>
           <w:u w:val="single"/>
         </w:rPr>
-        <w:t>Instructions:</w:t>
-      </w:r>
-    </w:p>
-    <w:p>
-      <w:pPr>
-        <w:rPr>
-          <w:rFonts w:ascii="Roboto" w:eastAsia="Roboto" w:hAnsi="Roboto" w:cs="Roboto"/>
-          <w:sz w:val="24"/>
-          <w:szCs w:val="24"/>
-        </w:rPr>
-      </w:pPr>
-      <w:r>
-        <w:rPr>
-          <w:rFonts w:ascii="Roboto" w:eastAsia="Roboto" w:hAnsi="Roboto" w:cs="Roboto"/>
-          <w:sz w:val="24"/>
-          <w:szCs w:val="24"/>
-        </w:rPr>
-        <w:t xml:space="preserve">This form must be read and duly filled by all participants before undertaking any trek organized by </w:t>
-      </w:r>
-      <w:proofErr w:type="spellStart"/>
-      <w:r>
-        <w:rPr>
-          <w:rFonts w:ascii="Roboto" w:eastAsia="Roboto" w:hAnsi="Roboto" w:cs="Roboto"/>
-          <w:sz w:val="24"/>
-          <w:szCs w:val="24"/>
-        </w:rPr>
-        <w:t>Planethimalayas</w:t>
-      </w:r>
-      <w:proofErr w:type="spellEnd"/>
-      <w:r>
-        <w:rPr>
-          <w:rFonts w:ascii="Roboto" w:eastAsia="Roboto" w:hAnsi="Roboto" w:cs="Roboto"/>
-          <w:sz w:val="24"/>
-          <w:szCs w:val="24"/>
-        </w:rPr>
-        <w:t>. By submitting this form, the participant declares awareness and acceptance of all risks associated with high-altitude trekking.</w:t>
-      </w:r>
-    </w:p>
-    <w:p>
-      <w:pPr>
-        <w:rPr>
-          <w:rFonts w:ascii="Times New Roman" w:eastAsia="Times New Roman" w:hAnsi="Times New Roman" w:cs="Times New Roman"/>
-          <w:sz w:val="24"/>
-          <w:szCs w:val="24"/>
-        </w:rPr>
-      </w:pPr>
-    </w:p>
-    <w:p>
-      <w:pPr>
-        <w:pStyle w:val="Heading1"/>
-        <w:rPr>
-          <w:u w:val="single"/>
-        </w:rPr>
-      </w:pPr>
-      <w:bookmarkStart w:id="4" w:name="_4zo5gjsz4t38" w:colFirst="0" w:colLast="0"/>
-      <w:bookmarkEnd w:id="4"/>
-      <w:r>
-        <w:rPr>
-          <w:u w:val="single"/>
-        </w:rPr>
-        <w:t>Participan</w:t>
-      </w:r>
-      <w:r>
-        <w:rPr>
-          <w:u w:val="single"/>
-        </w:rPr>
-        <w:t>t Details:</w:t>
+        <w:t>Participant Details:</w:t>
       </w:r>
     </w:p>
     <w:p/>
@@ -218,21 +208,14 @@
     <w:p/>
     <w:p/>
     <w:p>
-      <w:r>
-        <w:pict>
-          <v:rect id="_x0000_i1029" style="width:0;height:1.5pt" o:hralign="center" o:hrstd="t" o:hr="t" fillcolor="#a0a0a0" stroked="f"/>
-        </w:pict>
-      </w:r>
-    </w:p>
-    <w:p>
       <w:pPr>
         <w:pStyle w:val="Heading1"/>
         <w:rPr>
           <w:u w:val="single"/>
         </w:rPr>
       </w:pPr>
-      <w:bookmarkStart w:id="5" w:name="_j88wwflxjltk" w:colFirst="0" w:colLast="0"/>
-      <w:bookmarkEnd w:id="5"/>
+      <w:bookmarkStart w:id="4" w:name="_j88wwflxjltk" w:colFirst="0" w:colLast="0"/>
+      <w:bookmarkEnd w:id="4"/>
       <w:r>
         <w:rPr>
           <w:u w:val="single"/>
@@ -290,15 +273,7 @@
           <w:sz w:val="24"/>
           <w:szCs w:val="24"/>
         </w:rPr>
-        <w:t>, conducted in outdoor environments, which may involve inherent risks including injuries, accidents, or even</w:t>
-      </w:r>
-      <w:r>
-        <w:rPr>
-          <w:rFonts w:ascii="Roboto" w:eastAsia="Roboto" w:hAnsi="Roboto" w:cs="Roboto"/>
-          <w:sz w:val="24"/>
-          <w:szCs w:val="24"/>
-        </w:rPr>
-        <w:t xml:space="preserve"> death.</w:t>
+        <w:t>, conducted in outdoor environments, which may involve inherent risks including injuries, accidents, or even death.</w:t>
       </w:r>
     </w:p>
     <w:p>
@@ -445,16 +420,7 @@
           <w:sz w:val="24"/>
           <w:szCs w:val="24"/>
         </w:rPr>
-        <w:t>confirm that no severe health issu</w:t>
-      </w:r>
-      <w:r>
-        <w:rPr>
-          <w:rFonts w:ascii="Roboto" w:eastAsia="Roboto" w:hAnsi="Roboto" w:cs="Roboto"/>
-          <w:b/>
-          <w:sz w:val="24"/>
-          <w:szCs w:val="24"/>
-        </w:rPr>
-        <w:t>es</w:t>
+        <w:t>confirm that no severe health issues</w:t>
       </w:r>
       <w:r>
         <w:rPr>
@@ -475,6 +441,8 @@
           <w:szCs w:val="24"/>
         </w:rPr>
       </w:pPr>
+      <w:bookmarkStart w:id="5" w:name="_GoBack"/>
+      <w:bookmarkEnd w:id="5"/>
     </w:p>
     <w:p>
       <w:pPr>
@@ -524,15 +492,7 @@
           <w:sz w:val="24"/>
           <w:szCs w:val="24"/>
         </w:rPr>
-        <w:t xml:space="preserve"> and safety guidelines provided during </w:t>
-      </w:r>
-      <w:r>
-        <w:rPr>
-          <w:rFonts w:ascii="Roboto" w:eastAsia="Roboto" w:hAnsi="Roboto" w:cs="Roboto"/>
-          <w:sz w:val="24"/>
-          <w:szCs w:val="24"/>
-        </w:rPr>
-        <w:t>the trek.</w:t>
+        <w:t xml:space="preserve"> and safety guidelines provided during the trek.</w:t>
       </w:r>
     </w:p>
     <w:p>
@@ -582,7 +542,50 @@
     </w:p>
     <w:p>
       <w:pPr>
+        <w:pStyle w:val="ListParagraph"/>
+      </w:pPr>
+    </w:p>
+    <w:p>
+      <w:pPr>
+        <w:numPr>
+          <w:ilvl w:val="0"/>
+          <w:numId w:val="1"/>
+        </w:numPr>
         <w:spacing w:before="240" w:after="240"/>
+      </w:pPr>
+      <w:r>
+        <w:t xml:space="preserve">I have carefully </w:t>
+      </w:r>
+      <w:r>
+        <w:rPr>
+          <w:b/>
+        </w:rPr>
+        <w:t xml:space="preserve">read and agree to all the </w:t>
+      </w:r>
+      <w:hyperlink r:id="rId7" w:history="1">
+        <w:r>
+          <w:rPr>
+            <w:rStyle w:val="Hyperlink"/>
+            <w:b/>
+          </w:rPr>
+          <w:t>Terms and Conditions</w:t>
+        </w:r>
+      </w:hyperlink>
+      <w:r>
+        <w:t xml:space="preserve"> of participation as stated on the official </w:t>
+      </w:r>
+      <w:proofErr w:type="spellStart"/>
+      <w:r>
+        <w:t>Planethimalayas</w:t>
+      </w:r>
+      <w:proofErr w:type="spellEnd"/>
+      <w:r>
+        <w:t xml:space="preserve"> website.</w:t>
+      </w:r>
+    </w:p>
+    <w:p>
+      <w:pPr>
+        <w:spacing w:before="240" w:after="240"/>
         <w:rPr>
           <w:rFonts w:ascii="Times New Roman" w:eastAsia="Times New Roman" w:hAnsi="Times New Roman" w:cs="Times New Roman"/>
           <w:sz w:val="24"/>
@@ -603,41 +606,25 @@
     <w:p>
       <w:pPr>
         <w:spacing w:before="240" w:after="240"/>
-        <w:rPr>
-          <w:rFonts w:ascii="Times New Roman" w:eastAsia="Times New Roman" w:hAnsi="Times New Roman" w:cs="Times New Roman"/>
-          <w:sz w:val="24"/>
-          <w:szCs w:val="24"/>
-        </w:rPr>
-      </w:pPr>
-    </w:p>
-    <w:p>
-      <w:pPr>
-        <w:spacing w:before="240" w:after="240"/>
-        <w:rPr>
-          <w:rFonts w:ascii="Times New Roman" w:eastAsia="Times New Roman" w:hAnsi="Times New Roman" w:cs="Times New Roman"/>
-          <w:sz w:val="24"/>
-          <w:szCs w:val="24"/>
-        </w:rPr>
-      </w:pPr>
-    </w:p>
-    <w:p>
-      <w:pPr>
-        <w:spacing w:before="240" w:after="240"/>
-        <w:rPr>
-          <w:rFonts w:ascii="Times New Roman" w:eastAsia="Times New Roman" w:hAnsi="Times New Roman" w:cs="Times New Roman"/>
-          <w:sz w:val="24"/>
-          <w:szCs w:val="24"/>
-        </w:rPr>
-      </w:pPr>
-    </w:p>
-    <w:p>
-      <w:pPr>
-        <w:spacing w:before="240" w:after="240"/>
-      </w:pPr>
-      <w:r>
+      </w:pPr>
+      <w:r>
+        <w:lastRenderedPageBreak/>
         <w:t xml:space="preserve">Participant Signature:       </w:t>
       </w:r>
     </w:p>
+    <w:p>
+      <w:r>
+        <w:pict>
+          <v:rect id="_x0000_i1029" style="width:0;height:1.5pt" o:hralign="center" o:hrstd="t" o:hr="t" fillcolor="#a0a0a0" stroked="f"/>
+        </w:pict>
+      </w:r>
+    </w:p>
+    <w:p>
+      <w:r>
+        <w:t>Date:</w:t>
+      </w:r>
+    </w:p>
+    <w:p/>
     <w:p>
       <w:r>
         <w:pict>
@@ -645,9 +632,28 @@
         </w:pict>
       </w:r>
     </w:p>
-    <w:p>
-      <w:r>
-        <w:t>Date:</w:t>
+    <w:p/>
+    <w:p/>
+    <w:p>
+      <w:pPr>
+        <w:pStyle w:val="Heading1"/>
+        <w:rPr>
+          <w:u w:val="single"/>
+        </w:rPr>
+      </w:pPr>
+      <w:bookmarkStart w:id="6" w:name="_7le9yokspm8m" w:colFirst="0" w:colLast="0"/>
+      <w:bookmarkEnd w:id="6"/>
+      <w:r>
+        <w:rPr>
+          <w:u w:val="single"/>
+        </w:rPr>
+        <w:t>In case participant is minor:</w:t>
+      </w:r>
+    </w:p>
+    <w:p/>
+    <w:p>
+      <w:r>
+        <w:t>Guardian name:</w:t>
       </w:r>
     </w:p>
     <w:p/>
@@ -658,44 +664,38 @@
         </w:pict>
       </w:r>
     </w:p>
-    <w:p/>
-    <w:p/>
-    <w:p>
-      <w:pPr>
-        <w:pStyle w:val="Heading1"/>
-        <w:rPr>
-          <w:u w:val="single"/>
-        </w:rPr>
-      </w:pPr>
-      <w:bookmarkStart w:id="6" w:name="_7le9yokspm8m" w:colFirst="0" w:colLast="0"/>
-      <w:bookmarkEnd w:id="6"/>
-      <w:r>
-        <w:rPr>
-          <w:u w:val="single"/>
-        </w:rPr>
-        <w:t>In case participant is minor:</w:t>
-      </w:r>
-    </w:p>
-    <w:p/>
-    <w:p>
-      <w:r>
-        <w:t>Guardian name:</w:t>
+    <w:p>
+      <w:r>
+        <w:t>Relation to participant:</w:t>
+      </w:r>
+      <w:r>
+        <w:tab/>
       </w:r>
     </w:p>
     <w:p/>
     <w:p>
       <w:r>
         <w:pict>
-          <v:rect id="_x0000_i1035" style="width:0;height:1.5pt" o:hralign="center" o:hrstd="t" o:hr="t" fillcolor="#a0a0a0" stroked="f"/>
+          <v:rect id="_x0000_i1032" style="width:0;height:1.5pt" o:hralign="center" o:hrstd="t" o:hr="t" fillcolor="#a0a0a0" stroked="f"/>
         </w:pict>
       </w:r>
     </w:p>
     <w:p>
       <w:r>
-        <w:t>Relation to participant:</w:t>
-      </w:r>
-      <w:r>
-        <w:tab/>
+        <w:t>Guardian signature:</w:t>
+      </w:r>
+    </w:p>
+    <w:p/>
+    <w:p>
+      <w:r>
+        <w:pict>
+          <v:rect id="_x0000_i1033" style="width:0;height:1.5pt" o:hralign="center" o:hrstd="t" o:hr="t" fillcolor="#a0a0a0" stroked="f"/>
+        </w:pict>
+      </w:r>
+    </w:p>
+    <w:p>
+      <w:r>
+        <w:t>Date:</w:t>
       </w:r>
     </w:p>
     <w:p/>
@@ -706,32 +706,6 @@
         </w:pict>
       </w:r>
     </w:p>
-    <w:p>
-      <w:r>
-        <w:t>Guardian signature:</w:t>
-      </w:r>
-    </w:p>
-    <w:p/>
-    <w:p>
-      <w:r>
-        <w:pict>
-          <v:rect id="_x0000_i1033" style="width:0;height:1.5pt" o:hralign="center" o:hrstd="t" o:hr="t" fillcolor="#a0a0a0" stroked="f"/>
-        </w:pict>
-      </w:r>
-    </w:p>
-    <w:p>
-      <w:r>
-        <w:t>Date:</w:t>
-      </w:r>
-    </w:p>
-    <w:p/>
-    <w:p>
-      <w:r>
-        <w:pict>
-          <v:rect id="_x0000_i1032" style="width:0;height:1.5pt" o:hralign="center" o:hrstd="t" o:hr="t" fillcolor="#a0a0a0" stroked="f"/>
-        </w:pict>
-      </w:r>
-    </w:p>
     <w:p/>
     <w:p/>
     <w:p>
@@ -808,8 +782,6 @@
         </w:rPr>
       </w:pPr>
     </w:p>
-    <w:p/>
-    <w:p/>
     <w:p/>
     <w:p/>
     <w:p/>
@@ -953,7 +925,7 @@
         <w:rFonts w:ascii="Arial" w:eastAsia="Arial" w:hAnsi="Arial" w:cs="Arial"/>
         <w:sz w:val="22"/>
         <w:szCs w:val="22"/>
-        <w:lang w:eastAsia="en-IN" w:bidi="ar-SA"/>
+        <w:lang w:val="en-IN" w:eastAsia="en-IN" w:bidi="ar-SA"/>
       </w:rPr>
     </w:rPrDefault>
     <w:pPrDefault>
@@ -1292,6 +1264,40 @@
       <w:szCs w:val="16"/>
     </w:rPr>
   </w:style>
+  <w:style w:type="paragraph" w:styleId="ListParagraph">
+    <w:name w:val="List Paragraph"/>
+    <w:basedOn w:val="Normal"/>
+    <w:uiPriority w:val="34"/>
+    <w:qFormat/>
+    <w:rsid w:val="006155E1"/>
+    <w:pPr>
+      <w:ind w:left="720"/>
+      <w:contextualSpacing/>
+    </w:pPr>
+  </w:style>
+  <w:style w:type="character" w:styleId="Hyperlink">
+    <w:name w:val="Hyperlink"/>
+    <w:basedOn w:val="DefaultParagraphFont"/>
+    <w:uiPriority w:val="99"/>
+    <w:unhideWhenUsed/>
+    <w:rsid w:val="006155E1"/>
+    <w:rPr>
+      <w:color w:val="0000FF" w:themeColor="hyperlink"/>
+      <w:u w:val="single"/>
+    </w:rPr>
+  </w:style>
+  <w:style w:type="character" w:styleId="FollowedHyperlink">
+    <w:name w:val="FollowedHyperlink"/>
+    <w:basedOn w:val="DefaultParagraphFont"/>
+    <w:uiPriority w:val="99"/>
+    <w:semiHidden/>
+    <w:unhideWhenUsed/>
+    <w:rsid w:val="006155E1"/>
+    <w:rPr>
+      <w:color w:val="800080" w:themeColor="followedHyperlink"/>
+      <w:u w:val="single"/>
+    </w:rPr>
+  </w:style>
 </w:styles>
 </file>
 
@@ -1303,7 +1309,7 @@
         <w:rFonts w:ascii="Arial" w:eastAsia="Arial" w:hAnsi="Arial" w:cs="Arial"/>
         <w:sz w:val="22"/>
         <w:szCs w:val="22"/>
-        <w:lang w:eastAsia="en-IN" w:bidi="ar-SA"/>
+        <w:lang w:val="en-IN" w:eastAsia="en-IN" w:bidi="ar-SA"/>
       </w:rPr>
     </w:rPrDefault>
     <w:pPrDefault>
@@ -1640,6 +1646,40 @@
       <w:rFonts w:ascii="Tahoma" w:hAnsi="Tahoma" w:cs="Tahoma"/>
       <w:sz w:val="16"/>
       <w:szCs w:val="16"/>
+    </w:rPr>
+  </w:style>
+  <w:style w:type="paragraph" w:styleId="ListParagraph">
+    <w:name w:val="List Paragraph"/>
+    <w:basedOn w:val="Normal"/>
+    <w:uiPriority w:val="34"/>
+    <w:qFormat/>
+    <w:rsid w:val="006155E1"/>
+    <w:pPr>
+      <w:ind w:left="720"/>
+      <w:contextualSpacing/>
+    </w:pPr>
+  </w:style>
+  <w:style w:type="character" w:styleId="Hyperlink">
+    <w:name w:val="Hyperlink"/>
+    <w:basedOn w:val="DefaultParagraphFont"/>
+    <w:uiPriority w:val="99"/>
+    <w:unhideWhenUsed/>
+    <w:rsid w:val="006155E1"/>
+    <w:rPr>
+      <w:color w:val="0000FF" w:themeColor="hyperlink"/>
+      <w:u w:val="single"/>
+    </w:rPr>
+  </w:style>
+  <w:style w:type="character" w:styleId="FollowedHyperlink">
+    <w:name w:val="FollowedHyperlink"/>
+    <w:basedOn w:val="DefaultParagraphFont"/>
+    <w:uiPriority w:val="99"/>
+    <w:semiHidden/>
+    <w:unhideWhenUsed/>
+    <w:rsid w:val="006155E1"/>
+    <w:rPr>
+      <w:color w:val="800080" w:themeColor="followedHyperlink"/>
+      <w:u w:val="single"/>
     </w:rPr>
   </w:style>
 </w:styles>

--- a/public/docs/High-Altitude Trekking Disclaimer & Declaration.docx
+++ b/public/docs/High-Altitude Trekking Disclaimer & Declaration.docx
@@ -94,16 +94,32 @@
         </w:rPr>
         <w:t xml:space="preserve">This form must be read and duly filled by all participants before undertaking any trek organized by </w:t>
       </w:r>
-      <w:proofErr w:type="spellStart"/>
-      <w:r>
-        <w:rPr>
-          <w:rFonts w:ascii="Roboto" w:eastAsia="Roboto" w:hAnsi="Roboto" w:cs="Roboto"/>
-          <w:sz w:val="24"/>
-          <w:szCs w:val="24"/>
-        </w:rPr>
-        <w:t>Planethimalayas</w:t>
-      </w:r>
-      <w:proofErr w:type="spellEnd"/>
+      <w:hyperlink r:id="rId7" w:history="1">
+        <w:r>
+          <w:rPr>
+            <w:rStyle w:val="Hyperlink"/>
+            <w:rFonts w:ascii="Roboto" w:eastAsia="Roboto" w:hAnsi="Roboto" w:cs="Roboto"/>
+            <w:b/>
+            <w:color w:val="000000" w:themeColor="text1"/>
+            <w:sz w:val="24"/>
+            <w:szCs w:val="24"/>
+            <w:u w:val="none"/>
+          </w:rPr>
+          <w:t>Planet</w:t>
+        </w:r>
+        <w:r>
+          <w:rPr>
+            <w:rStyle w:val="Hyperlink"/>
+            <w:rFonts w:ascii="Roboto" w:eastAsia="Roboto" w:hAnsi="Roboto" w:cs="Roboto"/>
+            <w:b/>
+            <w:color w:val="FF7300"/>
+            <w:sz w:val="24"/>
+            <w:szCs w:val="24"/>
+            <w:u w:val="none"/>
+          </w:rPr>
+          <w:t>himalayas</w:t>
+        </w:r>
+      </w:hyperlink>
       <w:r>
         <w:rPr>
           <w:rFonts w:ascii="Roboto" w:eastAsia="Roboto" w:hAnsi="Roboto" w:cs="Roboto"/>
@@ -441,8 +457,6 @@
           <w:szCs w:val="24"/>
         </w:rPr>
       </w:pPr>
-      <w:bookmarkStart w:id="5" w:name="_GoBack"/>
-      <w:bookmarkEnd w:id="5"/>
     </w:p>
     <w:p>
       <w:pPr>
@@ -505,6 +519,8 @@
           <w:szCs w:val="24"/>
         </w:rPr>
       </w:pPr>
+      <w:bookmarkStart w:id="5" w:name="_GoBack"/>
+      <w:bookmarkEnd w:id="5"/>
     </w:p>
     <w:p>
       <w:pPr>
@@ -562,7 +578,7 @@
         </w:rPr>
         <w:t xml:space="preserve">read and agree to all the </w:t>
       </w:r>
-      <w:hyperlink r:id="rId7" w:history="1">
+      <w:hyperlink r:id="rId8" w:history="1">
         <w:r>
           <w:rPr>
             <w:rStyle w:val="Hyperlink"/>
@@ -574,11 +590,26 @@
       <w:r>
         <w:t xml:space="preserve"> of participation as stated on the official </w:t>
       </w:r>
-      <w:proofErr w:type="spellStart"/>
-      <w:r>
-        <w:t>Planethimalayas</w:t>
-      </w:r>
-      <w:proofErr w:type="spellEnd"/>
+      <w:hyperlink r:id="rId9" w:history="1">
+        <w:r>
+          <w:rPr>
+            <w:rStyle w:val="Hyperlink"/>
+            <w:b/>
+            <w:color w:val="000000" w:themeColor="text1"/>
+            <w:u w:val="none"/>
+          </w:rPr>
+          <w:t>Planet</w:t>
+        </w:r>
+        <w:r>
+          <w:rPr>
+            <w:rStyle w:val="Hyperlink"/>
+            <w:b/>
+            <w:color w:val="FF7300"/>
+            <w:u w:val="none"/>
+          </w:rPr>
+          <w:t>himalayas</w:t>
+        </w:r>
+      </w:hyperlink>
       <w:r>
         <w:t xml:space="preserve"> website.</w:t>
       </w:r>

--- a/public/docs/High-Altitude Trekking Disclaimer & Declaration.docx
+++ b/public/docs/High-Altitude Trekking Disclaimer & Declaration.docx
@@ -6,15 +6,19 @@
       <w:pPr>
         <w:pStyle w:val="Title"/>
         <w:spacing w:before="240" w:after="240"/>
+        <w:rPr>
+          <w:rFonts w:ascii="Helvetica" w:hAnsi="Helvetica"/>
+        </w:rPr>
       </w:pPr>
       <w:bookmarkStart w:id="0" w:name="_cnbuztl9eltt" w:colFirst="0" w:colLast="0"/>
       <w:bookmarkEnd w:id="0"/>
       <w:r>
         <w:rPr>
+          <w:rFonts w:ascii="Helvetica" w:hAnsi="Helvetica"/>
           <w:noProof/>
         </w:rPr>
         <w:drawing>
-          <wp:inline distT="114300" distB="114300" distL="114300" distR="114300" wp14:anchorId="7AA7366B" wp14:editId="7BDF9623">
+          <wp:inline distT="114300" distB="114300" distL="114300" distR="114300" wp14:anchorId="3EA0EBBE" wp14:editId="3E80B276">
             <wp:extent cx="747713" cy="724823"/>
             <wp:effectExtent l="0" t="0" r="0" b="0"/>
             <wp:docPr id="1" name="image1.png"/>
@@ -50,15 +54,27 @@
         </w:drawing>
       </w:r>
     </w:p>
-    <w:p/>
+    <w:p>
+      <w:pPr>
+        <w:rPr>
+          <w:rFonts w:ascii="Helvetica" w:hAnsi="Helvetica"/>
+        </w:rPr>
+      </w:pPr>
+    </w:p>
     <w:p>
       <w:pPr>
         <w:pStyle w:val="Title"/>
         <w:spacing w:before="240" w:after="240"/>
+        <w:rPr>
+          <w:rFonts w:ascii="Helvetica" w:hAnsi="Helvetica"/>
+        </w:rPr>
       </w:pPr>
       <w:bookmarkStart w:id="1" w:name="_18osq9seypz" w:colFirst="0" w:colLast="0"/>
       <w:bookmarkEnd w:id="1"/>
       <w:r>
+        <w:rPr>
+          <w:rFonts w:ascii="Helvetica" w:hAnsi="Helvetica"/>
+        </w:rPr>
         <w:t>High-Altitude Trekking Disclaimer &amp; Declaration</w:t>
       </w:r>
     </w:p>
@@ -66,6 +82,7 @@
       <w:pPr>
         <w:pStyle w:val="Heading1"/>
         <w:rPr>
+          <w:rFonts w:ascii="Helvetica" w:hAnsi="Helvetica"/>
           <w:u w:val="single"/>
         </w:rPr>
       </w:pPr>
@@ -73,6 +90,7 @@
       <w:bookmarkEnd w:id="2"/>
       <w:r>
         <w:rPr>
+          <w:rFonts w:ascii="Helvetica" w:hAnsi="Helvetica"/>
           <w:u w:val="single"/>
         </w:rPr>
         <w:t>Instructions:</w:t>
@@ -81,14 +99,14 @@
     <w:p>
       <w:pPr>
         <w:rPr>
-          <w:rFonts w:ascii="Roboto" w:eastAsia="Roboto" w:hAnsi="Roboto" w:cs="Roboto"/>
-          <w:sz w:val="24"/>
-          <w:szCs w:val="24"/>
-        </w:rPr>
-      </w:pPr>
-      <w:r>
-        <w:rPr>
-          <w:rFonts w:ascii="Roboto" w:eastAsia="Roboto" w:hAnsi="Roboto" w:cs="Roboto"/>
+          <w:rFonts w:ascii="Helvetica" w:eastAsia="Roboto" w:hAnsi="Helvetica" w:cs="Roboto"/>
+          <w:sz w:val="24"/>
+          <w:szCs w:val="24"/>
+        </w:rPr>
+      </w:pPr>
+      <w:r>
+        <w:rPr>
+          <w:rFonts w:ascii="Helvetica" w:eastAsia="Roboto" w:hAnsi="Helvetica" w:cs="Roboto"/>
           <w:sz w:val="24"/>
           <w:szCs w:val="24"/>
         </w:rPr>
@@ -98,7 +116,7 @@
         <w:r>
           <w:rPr>
             <w:rStyle w:val="Hyperlink"/>
-            <w:rFonts w:ascii="Roboto" w:eastAsia="Roboto" w:hAnsi="Roboto" w:cs="Roboto"/>
+            <w:rFonts w:ascii="Helvetica" w:eastAsia="Roboto" w:hAnsi="Helvetica" w:cs="Roboto"/>
             <w:b/>
             <w:color w:val="000000" w:themeColor="text1"/>
             <w:sz w:val="24"/>
@@ -110,7 +128,7 @@
         <w:r>
           <w:rPr>
             <w:rStyle w:val="Hyperlink"/>
-            <w:rFonts w:ascii="Roboto" w:eastAsia="Roboto" w:hAnsi="Roboto" w:cs="Roboto"/>
+            <w:rFonts w:ascii="Helvetica" w:eastAsia="Roboto" w:hAnsi="Helvetica" w:cs="Roboto"/>
             <w:b/>
             <w:color w:val="FF7300"/>
             <w:sz w:val="24"/>
@@ -122,7 +140,7 @@
       </w:hyperlink>
       <w:r>
         <w:rPr>
-          <w:rFonts w:ascii="Roboto" w:eastAsia="Roboto" w:hAnsi="Roboto" w:cs="Roboto"/>
+          <w:rFonts w:ascii="Helvetica" w:eastAsia="Roboto" w:hAnsi="Helvetica" w:cs="Roboto"/>
           <w:sz w:val="24"/>
           <w:szCs w:val="24"/>
         </w:rPr>
@@ -132,7 +150,7 @@
     <w:p>
       <w:pPr>
         <w:rPr>
-          <w:rFonts w:ascii="Times New Roman" w:eastAsia="Times New Roman" w:hAnsi="Times New Roman" w:cs="Times New Roman"/>
+          <w:rFonts w:ascii="Helvetica" w:eastAsia="Times New Roman" w:hAnsi="Helvetica" w:cs="Times New Roman"/>
           <w:sz w:val="24"/>
           <w:szCs w:val="24"/>
         </w:rPr>
@@ -142,6 +160,7 @@
       <w:pPr>
         <w:pStyle w:val="Heading1"/>
         <w:rPr>
+          <w:rFonts w:ascii="Helvetica" w:hAnsi="Helvetica"/>
           <w:u w:val="single"/>
         </w:rPr>
       </w:pPr>
@@ -149,84 +168,224 @@
       <w:bookmarkEnd w:id="3"/>
       <w:r>
         <w:rPr>
+          <w:rFonts w:ascii="Helvetica" w:hAnsi="Helvetica"/>
           <w:u w:val="single"/>
         </w:rPr>
         <w:t>Participant Details:</w:t>
       </w:r>
     </w:p>
-    <w:p/>
-    <w:p>
-      <w:r>
+    <w:p>
+      <w:pPr>
+        <w:rPr>
+          <w:rFonts w:ascii="Helvetica" w:hAnsi="Helvetica"/>
+        </w:rPr>
+      </w:pPr>
+    </w:p>
+    <w:p>
+      <w:pPr>
+        <w:rPr>
+          <w:rFonts w:ascii="Helvetica" w:hAnsi="Helvetica"/>
+        </w:rPr>
+      </w:pPr>
+      <w:r>
+        <w:rPr>
+          <w:rFonts w:ascii="Helvetica" w:hAnsi="Helvetica"/>
+        </w:rPr>
         <w:t xml:space="preserve">Trek name: </w:t>
       </w:r>
     </w:p>
-    <w:p/>
-    <w:p>
-      <w:r>
+    <w:p>
+      <w:pPr>
+        <w:rPr>
+          <w:rFonts w:ascii="Helvetica" w:hAnsi="Helvetica"/>
+        </w:rPr>
+      </w:pPr>
+    </w:p>
+    <w:p>
+      <w:pPr>
+        <w:rPr>
+          <w:rFonts w:ascii="Helvetica" w:hAnsi="Helvetica"/>
+        </w:rPr>
+      </w:pPr>
+      <w:r>
+        <w:rPr>
+          <w:rFonts w:ascii="Helvetica" w:hAnsi="Helvetica"/>
+        </w:rPr>
         <w:tab/>
       </w:r>
       <w:r>
+        <w:rPr>
+          <w:rFonts w:ascii="Helvetica" w:hAnsi="Helvetica"/>
+        </w:rPr>
         <w:tab/>
       </w:r>
       <w:r>
+        <w:rPr>
+          <w:rFonts w:ascii="Helvetica" w:hAnsi="Helvetica"/>
+        </w:rPr>
         <w:pict>
           <v:rect id="_x0000_i1025" style="width:0;height:1.5pt" o:hralign="center" o:hrstd="t" o:hr="t" fillcolor="#a0a0a0" stroked="f"/>
         </w:pict>
       </w:r>
     </w:p>
     <w:p>
-      <w:r>
+      <w:pPr>
+        <w:rPr>
+          <w:rFonts w:ascii="Helvetica" w:hAnsi="Helvetica"/>
+        </w:rPr>
+      </w:pPr>
+      <w:r>
+        <w:rPr>
+          <w:rFonts w:ascii="Helvetica" w:hAnsi="Helvetica"/>
+        </w:rPr>
         <w:t xml:space="preserve">Trek Date: </w:t>
       </w:r>
     </w:p>
-    <w:p/>
-    <w:p/>
-    <w:p>
-      <w:r>
+    <w:p>
+      <w:pPr>
+        <w:rPr>
+          <w:rFonts w:ascii="Helvetica" w:hAnsi="Helvetica"/>
+        </w:rPr>
+      </w:pPr>
+    </w:p>
+    <w:p>
+      <w:pPr>
+        <w:rPr>
+          <w:rFonts w:ascii="Helvetica" w:hAnsi="Helvetica"/>
+        </w:rPr>
+      </w:pPr>
+    </w:p>
+    <w:p>
+      <w:pPr>
+        <w:rPr>
+          <w:rFonts w:ascii="Helvetica" w:hAnsi="Helvetica"/>
+        </w:rPr>
+      </w:pPr>
+      <w:r>
+        <w:rPr>
+          <w:rFonts w:ascii="Helvetica" w:hAnsi="Helvetica"/>
+        </w:rPr>
         <w:pict>
           <v:rect id="_x0000_i1026" style="width:0;height:1.5pt" o:hralign="center" o:hrstd="t" o:hr="t" fillcolor="#a0a0a0" stroked="f"/>
         </w:pict>
       </w:r>
     </w:p>
     <w:p>
-      <w:r>
+      <w:pPr>
+        <w:rPr>
+          <w:rFonts w:ascii="Helvetica" w:hAnsi="Helvetica"/>
+        </w:rPr>
+      </w:pPr>
+      <w:r>
+        <w:rPr>
+          <w:rFonts w:ascii="Helvetica" w:hAnsi="Helvetica"/>
+        </w:rPr>
         <w:t>Age:</w:t>
       </w:r>
     </w:p>
-    <w:p/>
-    <w:p/>
-    <w:p>
-      <w:r>
+    <w:p>
+      <w:pPr>
+        <w:rPr>
+          <w:rFonts w:ascii="Helvetica" w:hAnsi="Helvetica"/>
+        </w:rPr>
+      </w:pPr>
+    </w:p>
+    <w:p>
+      <w:pPr>
+        <w:rPr>
+          <w:rFonts w:ascii="Helvetica" w:hAnsi="Helvetica"/>
+        </w:rPr>
+      </w:pPr>
+    </w:p>
+    <w:p>
+      <w:pPr>
+        <w:rPr>
+          <w:rFonts w:ascii="Helvetica" w:hAnsi="Helvetica"/>
+        </w:rPr>
+      </w:pPr>
+      <w:r>
+        <w:rPr>
+          <w:rFonts w:ascii="Helvetica" w:hAnsi="Helvetica"/>
+        </w:rPr>
         <w:pict>
           <v:rect id="_x0000_i1027" style="width:0;height:1.5pt" o:hralign="center" o:hrstd="t" o:hr="t" fillcolor="#a0a0a0" stroked="f"/>
         </w:pict>
       </w:r>
     </w:p>
     <w:p>
-      <w:r>
+      <w:pPr>
+        <w:rPr>
+          <w:rFonts w:ascii="Helvetica" w:hAnsi="Helvetica"/>
+        </w:rPr>
+      </w:pPr>
+      <w:r>
+        <w:rPr>
+          <w:rFonts w:ascii="Helvetica" w:hAnsi="Helvetica"/>
+        </w:rPr>
         <w:t>Contact Number: (prefix with country code, for example: +91 for India)</w:t>
       </w:r>
     </w:p>
-    <w:p/>
-    <w:p/>
-    <w:p>
-      <w:r>
+    <w:p>
+      <w:pPr>
+        <w:rPr>
+          <w:rFonts w:ascii="Helvetica" w:hAnsi="Helvetica"/>
+        </w:rPr>
+      </w:pPr>
+    </w:p>
+    <w:p>
+      <w:pPr>
+        <w:rPr>
+          <w:rFonts w:ascii="Helvetica" w:hAnsi="Helvetica"/>
+        </w:rPr>
+      </w:pPr>
+    </w:p>
+    <w:p>
+      <w:pPr>
+        <w:rPr>
+          <w:rFonts w:ascii="Helvetica" w:hAnsi="Helvetica"/>
+        </w:rPr>
+      </w:pPr>
+      <w:r>
+        <w:rPr>
+          <w:rFonts w:ascii="Helvetica" w:hAnsi="Helvetica"/>
+        </w:rPr>
         <w:pict>
           <v:rect id="_x0000_i1028" style="width:0;height:1.5pt" o:hralign="center" o:hrstd="t" o:hr="t" fillcolor="#a0a0a0" stroked="f"/>
         </w:pict>
       </w:r>
     </w:p>
     <w:p>
-      <w:r>
+      <w:pPr>
+        <w:rPr>
+          <w:rFonts w:ascii="Helvetica" w:hAnsi="Helvetica"/>
+        </w:rPr>
+      </w:pPr>
+      <w:r>
+        <w:rPr>
+          <w:rFonts w:ascii="Helvetica" w:hAnsi="Helvetica"/>
+        </w:rPr>
         <w:t>Emergency Contact Number: (prefix with country code, for example: +91 for India)</w:t>
       </w:r>
     </w:p>
-    <w:p/>
-    <w:p/>
+    <w:p>
+      <w:pPr>
+        <w:rPr>
+          <w:rFonts w:ascii="Helvetica" w:hAnsi="Helvetica"/>
+        </w:rPr>
+      </w:pPr>
+    </w:p>
+    <w:p>
+      <w:pPr>
+        <w:rPr>
+          <w:rFonts w:ascii="Helvetica" w:hAnsi="Helvetica"/>
+        </w:rPr>
+      </w:pPr>
+    </w:p>
     <w:p>
       <w:pPr>
         <w:pStyle w:val="Heading1"/>
         <w:rPr>
+          <w:rFonts w:ascii="Helvetica" w:hAnsi="Helvetica"/>
           <w:u w:val="single"/>
         </w:rPr>
       </w:pPr>
@@ -234,6 +393,7 @@
       <w:bookmarkEnd w:id="4"/>
       <w:r>
         <w:rPr>
+          <w:rFonts w:ascii="Helvetica" w:hAnsi="Helvetica"/>
           <w:u w:val="single"/>
         </w:rPr>
         <w:lastRenderedPageBreak/>
@@ -244,14 +404,14 @@
       <w:pPr>
         <w:spacing w:before="240" w:after="240"/>
         <w:rPr>
-          <w:rFonts w:ascii="Roboto" w:eastAsia="Roboto" w:hAnsi="Roboto" w:cs="Roboto"/>
-          <w:sz w:val="24"/>
-          <w:szCs w:val="24"/>
-        </w:rPr>
-      </w:pPr>
-      <w:r>
-        <w:rPr>
-          <w:rFonts w:ascii="Roboto" w:eastAsia="Roboto" w:hAnsi="Roboto" w:cs="Roboto"/>
+          <w:rFonts w:ascii="Helvetica" w:eastAsia="Roboto" w:hAnsi="Helvetica" w:cs="Roboto"/>
+          <w:sz w:val="24"/>
+          <w:szCs w:val="24"/>
+        </w:rPr>
+      </w:pPr>
+      <w:r>
+        <w:rPr>
+          <w:rFonts w:ascii="Helvetica" w:eastAsia="Roboto" w:hAnsi="Helvetica" w:cs="Roboto"/>
           <w:sz w:val="24"/>
           <w:szCs w:val="24"/>
         </w:rPr>
@@ -265,10 +425,13 @@
           <w:numId w:val="1"/>
         </w:numPr>
         <w:spacing w:before="240" w:after="240"/>
-      </w:pPr>
-      <w:r>
-        <w:rPr>
-          <w:rFonts w:ascii="Roboto" w:eastAsia="Roboto" w:hAnsi="Roboto" w:cs="Roboto"/>
+        <w:rPr>
+          <w:rFonts w:ascii="Helvetica" w:hAnsi="Helvetica"/>
+        </w:rPr>
+      </w:pPr>
+      <w:r>
+        <w:rPr>
+          <w:rFonts w:ascii="Helvetica" w:eastAsia="Roboto" w:hAnsi="Helvetica" w:cs="Roboto"/>
           <w:sz w:val="24"/>
           <w:szCs w:val="24"/>
         </w:rPr>
@@ -276,7 +439,7 @@
       </w:r>
       <w:r>
         <w:rPr>
-          <w:rFonts w:ascii="Roboto" w:eastAsia="Roboto" w:hAnsi="Roboto" w:cs="Roboto"/>
+          <w:rFonts w:ascii="Helvetica" w:eastAsia="Roboto" w:hAnsi="Helvetica" w:cs="Roboto"/>
           <w:b/>
           <w:sz w:val="24"/>
           <w:szCs w:val="24"/>
@@ -285,7 +448,7 @@
       </w:r>
       <w:r>
         <w:rPr>
-          <w:rFonts w:ascii="Roboto" w:eastAsia="Roboto" w:hAnsi="Roboto" w:cs="Roboto"/>
+          <w:rFonts w:ascii="Helvetica" w:eastAsia="Roboto" w:hAnsi="Helvetica" w:cs="Roboto"/>
           <w:sz w:val="24"/>
           <w:szCs w:val="24"/>
         </w:rPr>
@@ -297,7 +460,7 @@
         <w:spacing w:before="240" w:after="240"/>
         <w:ind w:left="720"/>
         <w:rPr>
-          <w:rFonts w:ascii="Roboto" w:eastAsia="Roboto" w:hAnsi="Roboto" w:cs="Roboto"/>
+          <w:rFonts w:ascii="Helvetica" w:eastAsia="Roboto" w:hAnsi="Helvetica" w:cs="Roboto"/>
           <w:sz w:val="24"/>
           <w:szCs w:val="24"/>
         </w:rPr>
@@ -310,10 +473,13 @@
           <w:numId w:val="1"/>
         </w:numPr>
         <w:spacing w:before="240" w:after="240"/>
-      </w:pPr>
-      <w:r>
-        <w:rPr>
-          <w:rFonts w:ascii="Roboto" w:eastAsia="Roboto" w:hAnsi="Roboto" w:cs="Roboto"/>
+        <w:rPr>
+          <w:rFonts w:ascii="Helvetica" w:hAnsi="Helvetica"/>
+        </w:rPr>
+      </w:pPr>
+      <w:r>
+        <w:rPr>
+          <w:rFonts w:ascii="Helvetica" w:eastAsia="Roboto" w:hAnsi="Helvetica" w:cs="Roboto"/>
           <w:sz w:val="24"/>
           <w:szCs w:val="24"/>
         </w:rPr>
@@ -321,7 +487,7 @@
       </w:r>
       <w:r>
         <w:rPr>
-          <w:rFonts w:ascii="Roboto" w:eastAsia="Roboto" w:hAnsi="Roboto" w:cs="Roboto"/>
+          <w:rFonts w:ascii="Helvetica" w:eastAsia="Roboto" w:hAnsi="Helvetica" w:cs="Roboto"/>
           <w:b/>
           <w:sz w:val="24"/>
           <w:szCs w:val="24"/>
@@ -331,17 +497,27 @@
       <w:proofErr w:type="spellStart"/>
       <w:r>
         <w:rPr>
-          <w:rFonts w:ascii="Roboto" w:eastAsia="Roboto" w:hAnsi="Roboto" w:cs="Roboto"/>
+          <w:rFonts w:ascii="Helvetica" w:eastAsia="Roboto" w:hAnsi="Helvetica" w:cs="Roboto"/>
           <w:b/>
           <w:sz w:val="24"/>
           <w:szCs w:val="24"/>
         </w:rPr>
-        <w:t>Planethimalayas</w:t>
+        <w:t>Planet</w:t>
+      </w:r>
+      <w:r>
+        <w:rPr>
+          <w:rFonts w:ascii="Helvetica" w:eastAsia="Roboto" w:hAnsi="Helvetica" w:cs="Roboto"/>
+          <w:b/>
+          <w:color w:val="FF7300"/>
+          <w:sz w:val="24"/>
+          <w:szCs w:val="24"/>
+        </w:rPr>
+        <w:t>himalayas</w:t>
       </w:r>
       <w:proofErr w:type="spellEnd"/>
       <w:r>
         <w:rPr>
-          <w:rFonts w:ascii="Roboto" w:eastAsia="Roboto" w:hAnsi="Roboto" w:cs="Roboto"/>
+          <w:rFonts w:ascii="Helvetica" w:eastAsia="Roboto" w:hAnsi="Helvetica" w:cs="Roboto"/>
           <w:b/>
           <w:sz w:val="24"/>
           <w:szCs w:val="24"/>
@@ -350,7 +526,7 @@
       </w:r>
       <w:r>
         <w:rPr>
-          <w:rFonts w:ascii="Roboto" w:eastAsia="Roboto" w:hAnsi="Roboto" w:cs="Roboto"/>
+          <w:rFonts w:ascii="Helvetica" w:eastAsia="Roboto" w:hAnsi="Helvetica" w:cs="Roboto"/>
           <w:sz w:val="24"/>
           <w:szCs w:val="24"/>
         </w:rPr>
@@ -362,11 +538,13 @@
         <w:spacing w:before="240" w:after="240"/>
         <w:ind w:left="720"/>
         <w:rPr>
-          <w:rFonts w:ascii="Roboto" w:eastAsia="Roboto" w:hAnsi="Roboto" w:cs="Roboto"/>
-          <w:sz w:val="24"/>
-          <w:szCs w:val="24"/>
-        </w:rPr>
-      </w:pPr>
+          <w:rFonts w:ascii="Helvetica" w:eastAsia="Roboto" w:hAnsi="Helvetica" w:cs="Roboto"/>
+          <w:sz w:val="24"/>
+          <w:szCs w:val="24"/>
+        </w:rPr>
+      </w:pPr>
+      <w:bookmarkStart w:id="5" w:name="_GoBack"/>
+      <w:bookmarkEnd w:id="5"/>
     </w:p>
     <w:p>
       <w:pPr>
@@ -375,10 +553,13 @@
           <w:numId w:val="1"/>
         </w:numPr>
         <w:spacing w:before="240" w:after="240"/>
-      </w:pPr>
-      <w:r>
-        <w:rPr>
-          <w:rFonts w:ascii="Roboto" w:eastAsia="Roboto" w:hAnsi="Roboto" w:cs="Roboto"/>
+        <w:rPr>
+          <w:rFonts w:ascii="Helvetica" w:hAnsi="Helvetica"/>
+        </w:rPr>
+      </w:pPr>
+      <w:r>
+        <w:rPr>
+          <w:rFonts w:ascii="Helvetica" w:eastAsia="Roboto" w:hAnsi="Helvetica" w:cs="Roboto"/>
           <w:sz w:val="24"/>
           <w:szCs w:val="24"/>
         </w:rPr>
@@ -386,7 +567,7 @@
       </w:r>
       <w:r>
         <w:rPr>
-          <w:rFonts w:ascii="Roboto" w:eastAsia="Roboto" w:hAnsi="Roboto" w:cs="Roboto"/>
+          <w:rFonts w:ascii="Helvetica" w:eastAsia="Roboto" w:hAnsi="Helvetica" w:cs="Roboto"/>
           <w:b/>
           <w:sz w:val="24"/>
           <w:szCs w:val="24"/>
@@ -395,7 +576,7 @@
       </w:r>
       <w:r>
         <w:rPr>
-          <w:rFonts w:ascii="Roboto" w:eastAsia="Roboto" w:hAnsi="Roboto" w:cs="Roboto"/>
+          <w:rFonts w:ascii="Helvetica" w:eastAsia="Roboto" w:hAnsi="Helvetica" w:cs="Roboto"/>
           <w:sz w:val="24"/>
           <w:szCs w:val="24"/>
         </w:rPr>
@@ -407,7 +588,7 @@
         <w:spacing w:before="240" w:after="240"/>
         <w:ind w:left="720"/>
         <w:rPr>
-          <w:rFonts w:ascii="Roboto" w:eastAsia="Roboto" w:hAnsi="Roboto" w:cs="Roboto"/>
+          <w:rFonts w:ascii="Helvetica" w:eastAsia="Roboto" w:hAnsi="Helvetica" w:cs="Roboto"/>
           <w:sz w:val="24"/>
           <w:szCs w:val="24"/>
         </w:rPr>
@@ -420,10 +601,13 @@
           <w:numId w:val="1"/>
         </w:numPr>
         <w:spacing w:before="240" w:after="240"/>
-      </w:pPr>
-      <w:r>
-        <w:rPr>
-          <w:rFonts w:ascii="Roboto" w:eastAsia="Roboto" w:hAnsi="Roboto" w:cs="Roboto"/>
+        <w:rPr>
+          <w:rFonts w:ascii="Helvetica" w:hAnsi="Helvetica"/>
+        </w:rPr>
+      </w:pPr>
+      <w:r>
+        <w:rPr>
+          <w:rFonts w:ascii="Helvetica" w:eastAsia="Roboto" w:hAnsi="Helvetica" w:cs="Roboto"/>
           <w:sz w:val="24"/>
           <w:szCs w:val="24"/>
         </w:rPr>
@@ -431,7 +615,7 @@
       </w:r>
       <w:r>
         <w:rPr>
-          <w:rFonts w:ascii="Roboto" w:eastAsia="Roboto" w:hAnsi="Roboto" w:cs="Roboto"/>
+          <w:rFonts w:ascii="Helvetica" w:eastAsia="Roboto" w:hAnsi="Helvetica" w:cs="Roboto"/>
           <w:b/>
           <w:sz w:val="24"/>
           <w:szCs w:val="24"/>
@@ -440,7 +624,7 @@
       </w:r>
       <w:r>
         <w:rPr>
-          <w:rFonts w:ascii="Roboto" w:eastAsia="Roboto" w:hAnsi="Roboto" w:cs="Roboto"/>
+          <w:rFonts w:ascii="Helvetica" w:eastAsia="Roboto" w:hAnsi="Helvetica" w:cs="Roboto"/>
           <w:sz w:val="24"/>
           <w:szCs w:val="24"/>
         </w:rPr>
@@ -452,7 +636,7 @@
         <w:spacing w:before="240" w:after="240"/>
         <w:ind w:left="720"/>
         <w:rPr>
-          <w:rFonts w:ascii="Roboto" w:eastAsia="Roboto" w:hAnsi="Roboto" w:cs="Roboto"/>
+          <w:rFonts w:ascii="Helvetica" w:eastAsia="Roboto" w:hAnsi="Helvetica" w:cs="Roboto"/>
           <w:sz w:val="24"/>
           <w:szCs w:val="24"/>
         </w:rPr>
@@ -465,10 +649,13 @@
           <w:numId w:val="1"/>
         </w:numPr>
         <w:spacing w:before="240" w:after="240"/>
-      </w:pPr>
-      <w:r>
-        <w:rPr>
-          <w:rFonts w:ascii="Roboto" w:eastAsia="Roboto" w:hAnsi="Roboto" w:cs="Roboto"/>
+        <w:rPr>
+          <w:rFonts w:ascii="Helvetica" w:hAnsi="Helvetica"/>
+        </w:rPr>
+      </w:pPr>
+      <w:r>
+        <w:rPr>
+          <w:rFonts w:ascii="Helvetica" w:eastAsia="Roboto" w:hAnsi="Helvetica" w:cs="Roboto"/>
           <w:sz w:val="24"/>
           <w:szCs w:val="24"/>
         </w:rPr>
@@ -476,7 +663,7 @@
       </w:r>
       <w:r>
         <w:rPr>
-          <w:rFonts w:ascii="Roboto" w:eastAsia="Roboto" w:hAnsi="Roboto" w:cs="Roboto"/>
+          <w:rFonts w:ascii="Helvetica" w:eastAsia="Roboto" w:hAnsi="Helvetica" w:cs="Roboto"/>
           <w:b/>
           <w:sz w:val="24"/>
           <w:szCs w:val="24"/>
@@ -485,7 +672,7 @@
       </w:r>
       <w:r>
         <w:rPr>
-          <w:rFonts w:ascii="Roboto" w:eastAsia="Roboto" w:hAnsi="Roboto" w:cs="Roboto"/>
+          <w:rFonts w:ascii="Helvetica" w:eastAsia="Roboto" w:hAnsi="Helvetica" w:cs="Roboto"/>
           <w:sz w:val="24"/>
           <w:szCs w:val="24"/>
         </w:rPr>
@@ -493,7 +680,7 @@
       </w:r>
       <w:r>
         <w:rPr>
-          <w:rFonts w:ascii="Roboto" w:eastAsia="Roboto" w:hAnsi="Roboto" w:cs="Roboto"/>
+          <w:rFonts w:ascii="Helvetica" w:eastAsia="Roboto" w:hAnsi="Helvetica" w:cs="Roboto"/>
           <w:b/>
           <w:sz w:val="24"/>
           <w:szCs w:val="24"/>
@@ -502,7 +689,7 @@
       </w:r>
       <w:r>
         <w:rPr>
-          <w:rFonts w:ascii="Roboto" w:eastAsia="Roboto" w:hAnsi="Roboto" w:cs="Roboto"/>
+          <w:rFonts w:ascii="Helvetica" w:eastAsia="Roboto" w:hAnsi="Helvetica" w:cs="Roboto"/>
           <w:sz w:val="24"/>
           <w:szCs w:val="24"/>
         </w:rPr>
@@ -514,13 +701,11 @@
         <w:spacing w:before="240" w:after="240"/>
         <w:ind w:left="720"/>
         <w:rPr>
-          <w:rFonts w:ascii="Roboto" w:eastAsia="Roboto" w:hAnsi="Roboto" w:cs="Roboto"/>
-          <w:sz w:val="24"/>
-          <w:szCs w:val="24"/>
-        </w:rPr>
-      </w:pPr>
-      <w:bookmarkStart w:id="5" w:name="_GoBack"/>
-      <w:bookmarkEnd w:id="5"/>
+          <w:rFonts w:ascii="Helvetica" w:eastAsia="Roboto" w:hAnsi="Helvetica" w:cs="Roboto"/>
+          <w:sz w:val="24"/>
+          <w:szCs w:val="24"/>
+        </w:rPr>
+      </w:pPr>
     </w:p>
     <w:p>
       <w:pPr>
@@ -529,10 +714,13 @@
           <w:numId w:val="1"/>
         </w:numPr>
         <w:spacing w:before="240" w:after="240"/>
-      </w:pPr>
-      <w:r>
-        <w:rPr>
-          <w:rFonts w:ascii="Roboto" w:eastAsia="Roboto" w:hAnsi="Roboto" w:cs="Roboto"/>
+        <w:rPr>
+          <w:rFonts w:ascii="Helvetica" w:hAnsi="Helvetica"/>
+        </w:rPr>
+      </w:pPr>
+      <w:r>
+        <w:rPr>
+          <w:rFonts w:ascii="Helvetica" w:eastAsia="Roboto" w:hAnsi="Helvetica" w:cs="Roboto"/>
           <w:sz w:val="24"/>
           <w:szCs w:val="24"/>
         </w:rPr>
@@ -540,7 +728,7 @@
       </w:r>
       <w:r>
         <w:rPr>
-          <w:rFonts w:ascii="Roboto" w:eastAsia="Roboto" w:hAnsi="Roboto" w:cs="Roboto"/>
+          <w:rFonts w:ascii="Helvetica" w:eastAsia="Roboto" w:hAnsi="Helvetica" w:cs="Roboto"/>
           <w:b/>
           <w:sz w:val="24"/>
           <w:szCs w:val="24"/>
@@ -549,7 +737,7 @@
       </w:r>
       <w:r>
         <w:rPr>
-          <w:rFonts w:ascii="Roboto" w:eastAsia="Roboto" w:hAnsi="Roboto" w:cs="Roboto"/>
+          <w:rFonts w:ascii="Helvetica" w:eastAsia="Roboto" w:hAnsi="Helvetica" w:cs="Roboto"/>
           <w:sz w:val="24"/>
           <w:szCs w:val="24"/>
         </w:rPr>
@@ -559,6 +747,9 @@
     <w:p>
       <w:pPr>
         <w:pStyle w:val="ListParagraph"/>
+        <w:rPr>
+          <w:rFonts w:ascii="Helvetica" w:hAnsi="Helvetica"/>
+        </w:rPr>
       </w:pPr>
     </w:p>
     <w:p>
@@ -568,12 +759,19 @@
           <w:numId w:val="1"/>
         </w:numPr>
         <w:spacing w:before="240" w:after="240"/>
-      </w:pPr>
-      <w:r>
+        <w:rPr>
+          <w:rFonts w:ascii="Helvetica" w:hAnsi="Helvetica"/>
+        </w:rPr>
+      </w:pPr>
+      <w:r>
+        <w:rPr>
+          <w:rFonts w:ascii="Helvetica" w:hAnsi="Helvetica"/>
+        </w:rPr>
         <w:t xml:space="preserve">I have carefully </w:t>
       </w:r>
       <w:r>
         <w:rPr>
+          <w:rFonts w:ascii="Helvetica" w:hAnsi="Helvetica"/>
           <w:b/>
         </w:rPr>
         <w:t xml:space="preserve">read and agree to all the </w:t>
@@ -582,18 +780,23 @@
         <w:r>
           <w:rPr>
             <w:rStyle w:val="Hyperlink"/>
+            <w:rFonts w:ascii="Helvetica" w:hAnsi="Helvetica"/>
             <w:b/>
           </w:rPr>
           <w:t>Terms and Conditions</w:t>
         </w:r>
       </w:hyperlink>
       <w:r>
+        <w:rPr>
+          <w:rFonts w:ascii="Helvetica" w:hAnsi="Helvetica"/>
+        </w:rPr>
         <w:t xml:space="preserve"> of participation as stated on the official </w:t>
       </w:r>
       <w:hyperlink r:id="rId9" w:history="1">
         <w:r>
           <w:rPr>
             <w:rStyle w:val="Hyperlink"/>
+            <w:rFonts w:ascii="Helvetica" w:hAnsi="Helvetica"/>
             <w:b/>
             <w:color w:val="000000" w:themeColor="text1"/>
             <w:u w:val="none"/>
@@ -603,6 +806,7 @@
         <w:r>
           <w:rPr>
             <w:rStyle w:val="Hyperlink"/>
+            <w:rFonts w:ascii="Helvetica" w:hAnsi="Helvetica"/>
             <w:b/>
             <w:color w:val="FF7300"/>
             <w:u w:val="none"/>
@@ -611,6 +815,9 @@
         </w:r>
       </w:hyperlink>
       <w:r>
+        <w:rPr>
+          <w:rFonts w:ascii="Helvetica" w:hAnsi="Helvetica"/>
+        </w:rPr>
         <w:t xml:space="preserve"> website.</w:t>
       </w:r>
     </w:p>
@@ -618,7 +825,7 @@
       <w:pPr>
         <w:spacing w:before="240" w:after="240"/>
         <w:rPr>
-          <w:rFonts w:ascii="Times New Roman" w:eastAsia="Times New Roman" w:hAnsi="Times New Roman" w:cs="Times New Roman"/>
+          <w:rFonts w:ascii="Helvetica" w:eastAsia="Times New Roman" w:hAnsi="Helvetica" w:cs="Times New Roman"/>
           <w:sz w:val="24"/>
           <w:szCs w:val="24"/>
         </w:rPr>
@@ -628,7 +835,7 @@
       <w:pPr>
         <w:spacing w:before="240" w:after="240"/>
         <w:rPr>
-          <w:rFonts w:ascii="Times New Roman" w:eastAsia="Times New Roman" w:hAnsi="Times New Roman" w:cs="Times New Roman"/>
+          <w:rFonts w:ascii="Helvetica" w:eastAsia="Times New Roman" w:hAnsi="Helvetica" w:cs="Times New Roman"/>
           <w:sz w:val="24"/>
           <w:szCs w:val="24"/>
         </w:rPr>
@@ -637,38 +844,86 @@
     <w:p>
       <w:pPr>
         <w:spacing w:before="240" w:after="240"/>
-      </w:pPr>
-      <w:r>
-        <w:lastRenderedPageBreak/>
+        <w:rPr>
+          <w:rFonts w:ascii="Helvetica" w:hAnsi="Helvetica"/>
+        </w:rPr>
+      </w:pPr>
+      <w:r>
+        <w:rPr>
+          <w:rFonts w:ascii="Helvetica" w:hAnsi="Helvetica"/>
+        </w:rPr>
         <w:t xml:space="preserve">Participant Signature:       </w:t>
       </w:r>
     </w:p>
     <w:p>
-      <w:r>
+      <w:pPr>
+        <w:rPr>
+          <w:rFonts w:ascii="Helvetica" w:hAnsi="Helvetica"/>
+        </w:rPr>
+      </w:pPr>
+      <w:r>
+        <w:rPr>
+          <w:rFonts w:ascii="Helvetica" w:hAnsi="Helvetica"/>
+        </w:rPr>
         <w:pict>
           <v:rect id="_x0000_i1029" style="width:0;height:1.5pt" o:hralign="center" o:hrstd="t" o:hr="t" fillcolor="#a0a0a0" stroked="f"/>
         </w:pict>
       </w:r>
     </w:p>
     <w:p>
-      <w:r>
+      <w:pPr>
+        <w:rPr>
+          <w:rFonts w:ascii="Helvetica" w:hAnsi="Helvetica"/>
+        </w:rPr>
+      </w:pPr>
+      <w:r>
+        <w:rPr>
+          <w:rFonts w:ascii="Helvetica" w:hAnsi="Helvetica"/>
+        </w:rPr>
         <w:t>Date:</w:t>
       </w:r>
     </w:p>
-    <w:p/>
-    <w:p>
-      <w:r>
+    <w:p>
+      <w:pPr>
+        <w:rPr>
+          <w:rFonts w:ascii="Helvetica" w:hAnsi="Helvetica"/>
+        </w:rPr>
+      </w:pPr>
+    </w:p>
+    <w:p>
+      <w:pPr>
+        <w:rPr>
+          <w:rFonts w:ascii="Helvetica" w:hAnsi="Helvetica"/>
+        </w:rPr>
+      </w:pPr>
+      <w:r>
+        <w:rPr>
+          <w:rFonts w:ascii="Helvetica" w:hAnsi="Helvetica"/>
+        </w:rPr>
         <w:pict>
           <v:rect id="_x0000_i1030" style="width:0;height:1.5pt" o:hralign="center" o:hrstd="t" o:hr="t" fillcolor="#a0a0a0" stroked="f"/>
         </w:pict>
       </w:r>
     </w:p>
-    <w:p/>
-    <w:p/>
+    <w:p>
+      <w:pPr>
+        <w:rPr>
+          <w:rFonts w:ascii="Helvetica" w:hAnsi="Helvetica"/>
+        </w:rPr>
+      </w:pPr>
+    </w:p>
+    <w:p>
+      <w:pPr>
+        <w:rPr>
+          <w:rFonts w:ascii="Helvetica" w:hAnsi="Helvetica"/>
+        </w:rPr>
+      </w:pPr>
+    </w:p>
     <w:p>
       <w:pPr>
         <w:pStyle w:val="Heading1"/>
         <w:rPr>
+          <w:rFonts w:ascii="Helvetica" w:hAnsi="Helvetica"/>
           <w:u w:val="single"/>
         </w:rPr>
       </w:pPr>
@@ -676,74 +931,185 @@
       <w:bookmarkEnd w:id="6"/>
       <w:r>
         <w:rPr>
+          <w:rFonts w:ascii="Helvetica" w:hAnsi="Helvetica"/>
           <w:u w:val="single"/>
         </w:rPr>
         <w:t>In case participant is minor:</w:t>
       </w:r>
     </w:p>
-    <w:p/>
-    <w:p>
-      <w:r>
+    <w:p>
+      <w:pPr>
+        <w:rPr>
+          <w:rFonts w:ascii="Helvetica" w:hAnsi="Helvetica"/>
+        </w:rPr>
+      </w:pPr>
+    </w:p>
+    <w:p>
+      <w:pPr>
+        <w:rPr>
+          <w:rFonts w:ascii="Helvetica" w:hAnsi="Helvetica"/>
+        </w:rPr>
+      </w:pPr>
+      <w:r>
+        <w:rPr>
+          <w:rFonts w:ascii="Helvetica" w:hAnsi="Helvetica"/>
+        </w:rPr>
         <w:t>Guardian name:</w:t>
       </w:r>
     </w:p>
-    <w:p/>
-    <w:p>
-      <w:r>
+    <w:p>
+      <w:pPr>
+        <w:rPr>
+          <w:rFonts w:ascii="Helvetica" w:hAnsi="Helvetica"/>
+        </w:rPr>
+      </w:pPr>
+    </w:p>
+    <w:p>
+      <w:pPr>
+        <w:rPr>
+          <w:rFonts w:ascii="Helvetica" w:hAnsi="Helvetica"/>
+        </w:rPr>
+      </w:pPr>
+      <w:r>
+        <w:rPr>
+          <w:rFonts w:ascii="Helvetica" w:hAnsi="Helvetica"/>
+        </w:rPr>
         <w:pict>
           <v:rect id="_x0000_i1031" style="width:0;height:1.5pt" o:hralign="center" o:hrstd="t" o:hr="t" fillcolor="#a0a0a0" stroked="f"/>
         </w:pict>
       </w:r>
     </w:p>
     <w:p>
-      <w:r>
+      <w:pPr>
+        <w:rPr>
+          <w:rFonts w:ascii="Helvetica" w:hAnsi="Helvetica"/>
+        </w:rPr>
+      </w:pPr>
+      <w:r>
+        <w:rPr>
+          <w:rFonts w:ascii="Helvetica" w:hAnsi="Helvetica"/>
+        </w:rPr>
         <w:t>Relation to participant:</w:t>
       </w:r>
       <w:r>
+        <w:rPr>
+          <w:rFonts w:ascii="Helvetica" w:hAnsi="Helvetica"/>
+        </w:rPr>
         <w:tab/>
       </w:r>
     </w:p>
-    <w:p/>
-    <w:p>
-      <w:r>
+    <w:p>
+      <w:pPr>
+        <w:rPr>
+          <w:rFonts w:ascii="Helvetica" w:hAnsi="Helvetica"/>
+        </w:rPr>
+      </w:pPr>
+    </w:p>
+    <w:p>
+      <w:pPr>
+        <w:rPr>
+          <w:rFonts w:ascii="Helvetica" w:hAnsi="Helvetica"/>
+        </w:rPr>
+      </w:pPr>
+      <w:r>
+        <w:rPr>
+          <w:rFonts w:ascii="Helvetica" w:hAnsi="Helvetica"/>
+        </w:rPr>
         <w:pict>
           <v:rect id="_x0000_i1032" style="width:0;height:1.5pt" o:hralign="center" o:hrstd="t" o:hr="t" fillcolor="#a0a0a0" stroked="f"/>
         </w:pict>
       </w:r>
     </w:p>
     <w:p>
-      <w:r>
+      <w:pPr>
+        <w:rPr>
+          <w:rFonts w:ascii="Helvetica" w:hAnsi="Helvetica"/>
+        </w:rPr>
+      </w:pPr>
+      <w:r>
+        <w:rPr>
+          <w:rFonts w:ascii="Helvetica" w:hAnsi="Helvetica"/>
+        </w:rPr>
         <w:t>Guardian signature:</w:t>
       </w:r>
     </w:p>
-    <w:p/>
-    <w:p>
-      <w:r>
+    <w:p>
+      <w:pPr>
+        <w:rPr>
+          <w:rFonts w:ascii="Helvetica" w:hAnsi="Helvetica"/>
+        </w:rPr>
+      </w:pPr>
+    </w:p>
+    <w:p>
+      <w:pPr>
+        <w:rPr>
+          <w:rFonts w:ascii="Helvetica" w:hAnsi="Helvetica"/>
+        </w:rPr>
+      </w:pPr>
+      <w:r>
+        <w:rPr>
+          <w:rFonts w:ascii="Helvetica" w:hAnsi="Helvetica"/>
+        </w:rPr>
         <w:pict>
           <v:rect id="_x0000_i1033" style="width:0;height:1.5pt" o:hralign="center" o:hrstd="t" o:hr="t" fillcolor="#a0a0a0" stroked="f"/>
         </w:pict>
       </w:r>
     </w:p>
     <w:p>
-      <w:r>
+      <w:pPr>
+        <w:rPr>
+          <w:rFonts w:ascii="Helvetica" w:hAnsi="Helvetica"/>
+        </w:rPr>
+      </w:pPr>
+      <w:r>
+        <w:rPr>
+          <w:rFonts w:ascii="Helvetica" w:hAnsi="Helvetica"/>
+        </w:rPr>
         <w:t>Date:</w:t>
       </w:r>
     </w:p>
-    <w:p/>
-    <w:p>
-      <w:r>
+    <w:p>
+      <w:pPr>
+        <w:rPr>
+          <w:rFonts w:ascii="Helvetica" w:hAnsi="Helvetica"/>
+        </w:rPr>
+      </w:pPr>
+    </w:p>
+    <w:p>
+      <w:pPr>
+        <w:rPr>
+          <w:rFonts w:ascii="Helvetica" w:hAnsi="Helvetica"/>
+        </w:rPr>
+      </w:pPr>
+      <w:r>
+        <w:rPr>
+          <w:rFonts w:ascii="Helvetica" w:hAnsi="Helvetica"/>
+        </w:rPr>
         <w:pict>
           <v:rect id="_x0000_i1034" style="width:0;height:1.5pt" o:hralign="center" o:hrstd="t" o:hr="t" fillcolor="#a0a0a0" stroked="f"/>
         </w:pict>
       </w:r>
     </w:p>
-    <w:p/>
-    <w:p/>
+    <w:p>
+      <w:pPr>
+        <w:rPr>
+          <w:rFonts w:ascii="Helvetica" w:hAnsi="Helvetica"/>
+        </w:rPr>
+      </w:pPr>
+    </w:p>
+    <w:p>
+      <w:pPr>
+        <w:rPr>
+          <w:rFonts w:ascii="Helvetica" w:hAnsi="Helvetica"/>
+        </w:rPr>
+      </w:pPr>
+    </w:p>
     <w:p>
       <w:pPr>
         <w:pStyle w:val="Heading1"/>
         <w:spacing w:before="240" w:after="240"/>
         <w:rPr>
+          <w:rFonts w:ascii="Helvetica" w:hAnsi="Helvetica"/>
           <w:u w:val="single"/>
         </w:rPr>
       </w:pPr>
@@ -751,6 +1117,7 @@
       <w:bookmarkEnd w:id="7"/>
       <w:r>
         <w:rPr>
+          <w:rFonts w:ascii="Helvetica" w:hAnsi="Helvetica"/>
           <w:u w:val="single"/>
         </w:rPr>
         <w:t>Submission Note:</w:t>
@@ -761,7 +1128,7 @@
         <w:pStyle w:val="Heading1"/>
         <w:spacing w:before="240" w:after="240"/>
         <w:rPr>
-          <w:rFonts w:ascii="Roboto" w:eastAsia="Roboto" w:hAnsi="Roboto" w:cs="Roboto"/>
+          <w:rFonts w:ascii="Helvetica" w:eastAsia="Roboto" w:hAnsi="Helvetica" w:cs="Roboto"/>
           <w:sz w:val="24"/>
           <w:szCs w:val="24"/>
         </w:rPr>
@@ -770,7 +1137,7 @@
       <w:bookmarkEnd w:id="8"/>
       <w:r>
         <w:rPr>
-          <w:rFonts w:ascii="Roboto" w:eastAsia="Roboto" w:hAnsi="Roboto" w:cs="Roboto"/>
+          <w:rFonts w:ascii="Helvetica" w:eastAsia="Roboto" w:hAnsi="Helvetica" w:cs="Roboto"/>
           <w:b/>
           <w:sz w:val="24"/>
           <w:szCs w:val="24"/>
@@ -779,7 +1146,7 @@
       </w:r>
       <w:r>
         <w:rPr>
-          <w:rFonts w:ascii="Roboto" w:eastAsia="Roboto" w:hAnsi="Roboto" w:cs="Roboto"/>
+          <w:rFonts w:ascii="Helvetica" w:eastAsia="Roboto" w:hAnsi="Helvetica" w:cs="Roboto"/>
           <w:sz w:val="24"/>
           <w:szCs w:val="24"/>
         </w:rPr>
@@ -787,7 +1154,7 @@
       </w:r>
       <w:r>
         <w:rPr>
-          <w:rFonts w:ascii="Roboto" w:eastAsia="Roboto" w:hAnsi="Roboto" w:cs="Roboto"/>
+          <w:rFonts w:ascii="Helvetica" w:eastAsia="Roboto" w:hAnsi="Helvetica" w:cs="Roboto"/>
           <w:b/>
           <w:sz w:val="24"/>
           <w:szCs w:val="24"/>
@@ -796,7 +1163,7 @@
       </w:r>
       <w:r>
         <w:rPr>
-          <w:rFonts w:ascii="Roboto" w:eastAsia="Roboto" w:hAnsi="Roboto" w:cs="Roboto"/>
+          <w:rFonts w:ascii="Helvetica" w:eastAsia="Roboto" w:hAnsi="Helvetica" w:cs="Roboto"/>
           <w:sz w:val="24"/>
           <w:szCs w:val="24"/>
         </w:rPr>
@@ -807,16 +1174,40 @@
       <w:pPr>
         <w:spacing w:before="240" w:after="240"/>
         <w:rPr>
-          <w:rFonts w:ascii="Times New Roman" w:eastAsia="Times New Roman" w:hAnsi="Times New Roman" w:cs="Times New Roman"/>
-          <w:sz w:val="24"/>
-          <w:szCs w:val="24"/>
-        </w:rPr>
-      </w:pPr>
-    </w:p>
-    <w:p/>
-    <w:p/>
-    <w:p/>
-    <w:p/>
+          <w:rFonts w:ascii="Helvetica" w:eastAsia="Times New Roman" w:hAnsi="Helvetica" w:cs="Times New Roman"/>
+          <w:sz w:val="24"/>
+          <w:szCs w:val="24"/>
+        </w:rPr>
+      </w:pPr>
+    </w:p>
+    <w:p>
+      <w:pPr>
+        <w:rPr>
+          <w:rFonts w:ascii="Helvetica" w:hAnsi="Helvetica"/>
+        </w:rPr>
+      </w:pPr>
+    </w:p>
+    <w:p>
+      <w:pPr>
+        <w:rPr>
+          <w:rFonts w:ascii="Helvetica" w:hAnsi="Helvetica"/>
+        </w:rPr>
+      </w:pPr>
+    </w:p>
+    <w:p>
+      <w:pPr>
+        <w:rPr>
+          <w:rFonts w:ascii="Helvetica" w:hAnsi="Helvetica"/>
+        </w:rPr>
+      </w:pPr>
+    </w:p>
+    <w:p>
+      <w:pPr>
+        <w:rPr>
+          <w:rFonts w:ascii="Helvetica" w:hAnsi="Helvetica"/>
+        </w:rPr>
+      </w:pPr>
+    </w:p>
     <w:sectPr>
       <w:pgSz w:w="12240" w:h="15840"/>
       <w:pgMar w:top="1440" w:right="1440" w:bottom="1440" w:left="1440" w:header="720" w:footer="720" w:gutter="0"/>
